--- a/artifacts/bids/2026-02-07/zayavka_2026-02-07.docx
+++ b/artifacts/bids/2026-02-07/zayavka_2026-02-07.docx
@@ -254,7 +254,7 @@
               <w:jc w:val="right"/>
             </w:pPr>
             <w:r>
-              <w:t>4,855</w:t>
+              <w:t>4,856</w:t>
             </w:r>
           </w:p>
         </w:tc>
@@ -277,7 +277,7 @@
               <w:jc w:val="right"/>
             </w:pPr>
             <w:r>
-              <w:t>0,716</w:t>
+              <w:t>0,715</w:t>
             </w:r>
           </w:p>
         </w:tc>
@@ -302,7 +302,7 @@
               <w:jc w:val="right"/>
             </w:pPr>
             <w:r>
-              <w:t>4,598</w:t>
+              <w:t>4,624</w:t>
             </w:r>
           </w:p>
         </w:tc>
@@ -325,7 +325,7 @@
               <w:jc w:val="right"/>
             </w:pPr>
             <w:r>
-              <w:t>1,001</w:t>
+              <w:t>0,996</w:t>
             </w:r>
           </w:p>
         </w:tc>
@@ -350,7 +350,7 @@
               <w:jc w:val="right"/>
             </w:pPr>
             <w:r>
-              <w:t>4,120</w:t>
+              <w:t>4,128</w:t>
             </w:r>
           </w:p>
         </w:tc>
@@ -398,7 +398,7 @@
               <w:jc w:val="right"/>
             </w:pPr>
             <w:r>
-              <w:t>3,340</w:t>
+              <w:t>3,302</w:t>
             </w:r>
           </w:p>
         </w:tc>
@@ -421,7 +421,7 @@
               <w:jc w:val="right"/>
             </w:pPr>
             <w:r>
-              <w:t>0,697</w:t>
+              <w:t>0,700</w:t>
             </w:r>
           </w:p>
         </w:tc>
@@ -469,7 +469,7 @@
               <w:jc w:val="right"/>
             </w:pPr>
             <w:r>
-              <w:t>0,337</w:t>
+              <w:t>0,348</w:t>
             </w:r>
           </w:p>
         </w:tc>
@@ -494,7 +494,7 @@
               <w:jc w:val="right"/>
             </w:pPr>
             <w:r>
-              <w:t>1,419</w:t>
+              <w:t>1,404</w:t>
             </w:r>
           </w:p>
         </w:tc>
@@ -517,7 +517,7 @@
               <w:jc w:val="right"/>
             </w:pPr>
             <w:r>
-              <w:t>0,357</w:t>
+              <w:t>0,369</w:t>
             </w:r>
           </w:p>
         </w:tc>
@@ -542,7 +542,7 @@
               <w:jc w:val="right"/>
             </w:pPr>
             <w:r>
-              <w:t>0,715</w:t>
+              <w:t>0,725</w:t>
             </w:r>
           </w:p>
         </w:tc>
@@ -565,7 +565,7 @@
               <w:jc w:val="right"/>
             </w:pPr>
             <w:r>
-              <w:t>0,717</w:t>
+              <w:t>0,659</w:t>
             </w:r>
           </w:p>
         </w:tc>
@@ -590,7 +590,7 @@
               <w:jc w:val="right"/>
             </w:pPr>
             <w:r>
-              <w:t>0,214</w:t>
+              <w:t>0,215</w:t>
             </w:r>
           </w:p>
         </w:tc>
@@ -613,7 +613,7 @@
               <w:jc w:val="right"/>
             </w:pPr>
             <w:r>
-              <w:t>1,298</w:t>
+              <w:t>1,277</w:t>
             </w:r>
           </w:p>
         </w:tc>
@@ -638,7 +638,7 @@
               <w:jc w:val="right"/>
             </w:pPr>
             <w:r>
-              <w:t>0,088</w:t>
+              <w:t>0,091</w:t>
             </w:r>
           </w:p>
         </w:tc>
@@ -661,7 +661,7 @@
               <w:jc w:val="right"/>
             </w:pPr>
             <w:r>
-              <w:t>2,215</w:t>
+              <w:t>2,206</w:t>
             </w:r>
           </w:p>
         </w:tc>
@@ -686,7 +686,7 @@
               <w:jc w:val="right"/>
             </w:pPr>
             <w:r>
-              <w:t>0,133</w:t>
+              <w:t>0,136</w:t>
             </w:r>
           </w:p>
         </w:tc>
@@ -709,7 +709,7 @@
               <w:jc w:val="right"/>
             </w:pPr>
             <w:r>
-              <w:t>2,944</w:t>
+              <w:t>2,888</w:t>
             </w:r>
           </w:p>
         </w:tc>
@@ -734,7 +734,7 @@
               <w:jc w:val="right"/>
             </w:pPr>
             <w:r>
-              <w:t>0,323</w:t>
+              <w:t>0,300</w:t>
             </w:r>
           </w:p>
         </w:tc>
@@ -757,7 +757,7 @@
               <w:jc w:val="right"/>
             </w:pPr>
             <w:r>
-              <w:t>3,393</w:t>
+              <w:t>3,380</w:t>
             </w:r>
           </w:p>
         </w:tc>
@@ -782,7 +782,7 @@
               <w:jc w:val="right"/>
             </w:pPr>
             <w:r>
-              <w:t>0,516</w:t>
+              <w:t>0,515</w:t>
             </w:r>
           </w:p>
         </w:tc>
@@ -805,7 +805,7 @@
               <w:jc w:val="right"/>
             </w:pPr>
             <w:r>
-              <w:t>3,497</w:t>
+              <w:t>3,473</w:t>
             </w:r>
           </w:p>
         </w:tc>
@@ -821,7 +821,7 @@
         <w:rPr>
           <w:b/>
         </w:rPr>
-        <w:t>Итого за сутки: 40,636 МВт·ч.</w:t>
+        <w:t>Итого за сутки: 40,450 МВт·ч.</w:t>
       </w:r>
     </w:p>
     <w:p>
@@ -834,7 +834,7 @@
     </w:p>
     <w:p>
       <w:r>
-        <w:t>Прогноз 9f3f6dbcb85b, сформирован 06.02.2026 05:00 (Астана); модель windcast-0.1.0-cascade+direct; погода: Open-Meteo Previous Runs: ECMWF IFS, ECMWF AIFS, ICON, GFS, UKMO, GEM, CMA, выпуск 2026-02-05 18:00:00 UTC.</w:t>
+        <w:t>Прогноз ff34c9cc2324, сформирован 06.02.2026 05:00 (Астана); модель windcast-0.1.0-cascade+direct; погода: Open-Meteo Previous Runs: ECMWF IFS, ECMWF AIFS, ICON, GFS, UKMO, GEM, CMA, выпуск 2026-02-05 18:00:00 UTC.</w:t>
       </w:r>
     </w:p>
     <w:tbl>
@@ -940,7 +940,7 @@
           </w:tcPr>
           <w:p>
             <w:r>
-              <w:t>4,147</w:t>
+              <w:t>4,175</w:t>
             </w:r>
           </w:p>
         </w:tc>
@@ -950,7 +950,7 @@
           </w:tcPr>
           <w:p>
             <w:r>
-              <w:t>4,855</w:t>
+              <w:t>4,856</w:t>
             </w:r>
           </w:p>
         </w:tc>
@@ -1002,7 +1002,7 @@
           </w:tcPr>
           <w:p>
             <w:r>
-              <w:t>3,303</w:t>
+              <w:t>3,324</w:t>
             </w:r>
           </w:p>
         </w:tc>
@@ -1012,7 +1012,7 @@
           </w:tcPr>
           <w:p>
             <w:r>
-              <w:t>4,598</w:t>
+              <w:t>4,624</w:t>
             </w:r>
           </w:p>
         </w:tc>
@@ -1022,7 +1022,7 @@
           </w:tcPr>
           <w:p>
             <w:r>
-              <w:t>4,978</w:t>
+              <w:t>4,984</w:t>
             </w:r>
           </w:p>
         </w:tc>
@@ -1032,7 +1032,7 @@
           </w:tcPr>
           <w:p>
             <w:r>
-              <w:t>10.8</w:t>
+              <w:t>10.9</w:t>
             </w:r>
           </w:p>
         </w:tc>
@@ -1064,7 +1064,7 @@
           </w:tcPr>
           <w:p>
             <w:r>
-              <w:t>2,761</w:t>
+              <w:t>2,777</w:t>
             </w:r>
           </w:p>
         </w:tc>
@@ -1074,7 +1074,7 @@
           </w:tcPr>
           <w:p>
             <w:r>
-              <w:t>4,120</w:t>
+              <w:t>4,128</w:t>
             </w:r>
           </w:p>
         </w:tc>
@@ -1084,7 +1084,7 @@
           </w:tcPr>
           <w:p>
             <w:r>
-              <w:t>4,907</w:t>
+              <w:t>4,913</w:t>
             </w:r>
           </w:p>
         </w:tc>
@@ -1094,7 +1094,7 @@
           </w:tcPr>
           <w:p>
             <w:r>
-              <w:t>9.8 ❄</w:t>
+              <w:t>9.9 ❄</w:t>
             </w:r>
           </w:p>
         </w:tc>
@@ -1126,7 +1126,7 @@
           </w:tcPr>
           <w:p>
             <w:r>
-              <w:t>2,001</w:t>
+              <w:t>1,952</w:t>
             </w:r>
           </w:p>
         </w:tc>
@@ -1136,7 +1136,7 @@
           </w:tcPr>
           <w:p>
             <w:r>
-              <w:t>3,340</w:t>
+              <w:t>3,302</w:t>
             </w:r>
           </w:p>
         </w:tc>
@@ -1146,7 +1146,7 @@
           </w:tcPr>
           <w:p>
             <w:r>
-              <w:t>4,559</w:t>
+              <w:t>4,603</w:t>
             </w:r>
           </w:p>
         </w:tc>
@@ -1188,7 +1188,7 @@
           </w:tcPr>
           <w:p>
             <w:r>
-              <w:t>0,583</w:t>
+              <w:t>0,569</w:t>
             </w:r>
           </w:p>
         </w:tc>
@@ -1208,7 +1208,7 @@
           </w:tcPr>
           <w:p>
             <w:r>
-              <w:t>4,121</w:t>
+              <w:t>4,136</w:t>
             </w:r>
           </w:p>
         </w:tc>
@@ -1218,7 +1218,7 @@
           </w:tcPr>
           <w:p>
             <w:r>
-              <w:t>7.9 ❄</w:t>
+              <w:t>7.8 ❄</w:t>
             </w:r>
           </w:p>
         </w:tc>
@@ -1250,7 +1250,7 @@
           </w:tcPr>
           <w:p>
             <w:r>
-              <w:t>0,192</w:t>
+              <w:t>0,189</w:t>
             </w:r>
           </w:p>
         </w:tc>
@@ -1260,7 +1260,7 @@
           </w:tcPr>
           <w:p>
             <w:r>
-              <w:t>1,419</w:t>
+              <w:t>1,404</w:t>
             </w:r>
           </w:p>
         </w:tc>
@@ -1270,7 +1270,7 @@
           </w:tcPr>
           <w:p>
             <w:r>
-              <w:t>3,783</w:t>
+              <w:t>3,784</w:t>
             </w:r>
           </w:p>
         </w:tc>
@@ -1312,7 +1312,7 @@
           </w:tcPr>
           <w:p>
             <w:r>
-              <w:t>0,068</w:t>
+              <w:t>0,067</w:t>
             </w:r>
           </w:p>
         </w:tc>
@@ -1322,7 +1322,7 @@
           </w:tcPr>
           <w:p>
             <w:r>
-              <w:t>0,715</w:t>
+              <w:t>0,725</w:t>
             </w:r>
           </w:p>
         </w:tc>
@@ -1332,7 +1332,7 @@
           </w:tcPr>
           <w:p>
             <w:r>
-              <w:t>2,119</w:t>
+              <w:t>2,129</w:t>
             </w:r>
           </w:p>
         </w:tc>
@@ -1384,7 +1384,7 @@
           </w:tcPr>
           <w:p>
             <w:r>
-              <w:t>0,214</w:t>
+              <w:t>0,215</w:t>
             </w:r>
           </w:p>
         </w:tc>
@@ -1394,7 +1394,7 @@
           </w:tcPr>
           <w:p>
             <w:r>
-              <w:t>1,143</w:t>
+              <w:t>1,135</w:t>
             </w:r>
           </w:p>
         </w:tc>
@@ -1446,7 +1446,7 @@
           </w:tcPr>
           <w:p>
             <w:r>
-              <w:t>0,088</w:t>
+              <w:t>0,091</w:t>
             </w:r>
           </w:p>
         </w:tc>
@@ -1456,7 +1456,7 @@
           </w:tcPr>
           <w:p>
             <w:r>
-              <w:t>0,673</w:t>
+              <w:t>0,665</w:t>
             </w:r>
           </w:p>
         </w:tc>
@@ -1508,7 +1508,7 @@
           </w:tcPr>
           <w:p>
             <w:r>
-              <w:t>0,133</w:t>
+              <w:t>0,136</w:t>
             </w:r>
           </w:p>
         </w:tc>
@@ -1518,7 +1518,7 @@
           </w:tcPr>
           <w:p>
             <w:r>
-              <w:t>0,828</w:t>
+              <w:t>0,824</w:t>
             </w:r>
           </w:p>
         </w:tc>
@@ -1570,7 +1570,7 @@
           </w:tcPr>
           <w:p>
             <w:r>
-              <w:t>0,323</w:t>
+              <w:t>0,300</w:t>
             </w:r>
           </w:p>
         </w:tc>
@@ -1580,7 +1580,7 @@
           </w:tcPr>
           <w:p>
             <w:r>
-              <w:t>1,648</w:t>
+              <w:t>1,659</w:t>
             </w:r>
           </w:p>
         </w:tc>
@@ -1590,7 +1590,7 @@
           </w:tcPr>
           <w:p>
             <w:r>
-              <w:t>4.4</w:t>
+              <w:t>4.3</w:t>
             </w:r>
           </w:p>
         </w:tc>
@@ -1622,7 +1622,7 @@
           </w:tcPr>
           <w:p>
             <w:r>
-              <w:t>0,013</w:t>
+              <w:t>0,011</w:t>
             </w:r>
           </w:p>
         </w:tc>
@@ -1632,7 +1632,7 @@
           </w:tcPr>
           <w:p>
             <w:r>
-              <w:t>0,516</w:t>
+              <w:t>0,515</w:t>
             </w:r>
           </w:p>
         </w:tc>
@@ -1642,7 +1642,7 @@
           </w:tcPr>
           <w:p>
             <w:r>
-              <w:t>2,881</w:t>
+              <w:t>2,922</w:t>
             </w:r>
           </w:p>
         </w:tc>
@@ -1684,7 +1684,7 @@
           </w:tcPr>
           <w:p>
             <w:r>
-              <w:t>0,080</w:t>
+              <w:t>0,074</w:t>
             </w:r>
           </w:p>
         </w:tc>
@@ -1694,7 +1694,7 @@
           </w:tcPr>
           <w:p>
             <w:r>
-              <w:t>0,716</w:t>
+              <w:t>0,715</w:t>
             </w:r>
           </w:p>
         </w:tc>
@@ -1704,7 +1704,7 @@
           </w:tcPr>
           <w:p>
             <w:r>
-              <w:t>2,940</w:t>
+              <w:t>2,975</w:t>
             </w:r>
           </w:p>
         </w:tc>
@@ -1714,7 +1714,7 @@
           </w:tcPr>
           <w:p>
             <w:r>
-              <w:t>5.1</w:t>
+              <w:t>5.0</w:t>
             </w:r>
           </w:p>
         </w:tc>
@@ -1746,7 +1746,7 @@
           </w:tcPr>
           <w:p>
             <w:r>
-              <w:t>0,081</w:t>
+              <w:t>0,078</w:t>
             </w:r>
           </w:p>
         </w:tc>
@@ -1756,7 +1756,7 @@
           </w:tcPr>
           <w:p>
             <w:r>
-              <w:t>1,001</w:t>
+              <w:t>0,996</w:t>
             </w:r>
           </w:p>
         </w:tc>
@@ -1766,7 +1766,7 @@
           </w:tcPr>
           <w:p>
             <w:r>
-              <w:t>2,679</w:t>
+              <w:t>2,715</w:t>
             </w:r>
           </w:p>
         </w:tc>
@@ -1808,7 +1808,7 @@
           </w:tcPr>
           <w:p>
             <w:r>
-              <w:t>0,022</w:t>
+              <w:t>0,021</w:t>
             </w:r>
           </w:p>
         </w:tc>
@@ -1828,7 +1828,7 @@
           </w:tcPr>
           <w:p>
             <w:r>
-              <w:t>2,184</w:t>
+              <w:t>2,157</w:t>
             </w:r>
           </w:p>
         </w:tc>
@@ -1870,7 +1870,7 @@
           </w:tcPr>
           <w:p>
             <w:r>
-              <w:t>0,040</w:t>
+              <w:t>0,041</w:t>
             </w:r>
           </w:p>
         </w:tc>
@@ -1880,7 +1880,7 @@
           </w:tcPr>
           <w:p>
             <w:r>
-              <w:t>0,697</w:t>
+              <w:t>0,700</w:t>
             </w:r>
           </w:p>
         </w:tc>
@@ -1890,7 +1890,7 @@
           </w:tcPr>
           <w:p>
             <w:r>
-              <w:t>2,130</w:t>
+              <w:t>2,126</w:t>
             </w:r>
           </w:p>
         </w:tc>
@@ -1932,7 +1932,7 @@
           </w:tcPr>
           <w:p>
             <w:r>
-              <w:t>0,014</w:t>
+              <w:t>0,015</w:t>
             </w:r>
           </w:p>
         </w:tc>
@@ -1942,7 +1942,7 @@
           </w:tcPr>
           <w:p>
             <w:r>
-              <w:t>0,337</w:t>
+              <w:t>0,348</w:t>
             </w:r>
           </w:p>
         </w:tc>
@@ -1952,7 +1952,7 @@
           </w:tcPr>
           <w:p>
             <w:r>
-              <w:t>1,570</w:t>
+              <w:t>1,603</w:t>
             </w:r>
           </w:p>
         </w:tc>
@@ -2004,7 +2004,7 @@
           </w:tcPr>
           <w:p>
             <w:r>
-              <w:t>0,357</w:t>
+              <w:t>0,369</w:t>
             </w:r>
           </w:p>
         </w:tc>
@@ -2014,7 +2014,7 @@
           </w:tcPr>
           <w:p>
             <w:r>
-              <w:t>2,074</w:t>
+              <w:t>2,011</w:t>
             </w:r>
           </w:p>
         </w:tc>
@@ -2066,7 +2066,7 @@
           </w:tcPr>
           <w:p>
             <w:r>
-              <w:t>0,717</w:t>
+              <w:t>0,659</w:t>
             </w:r>
           </w:p>
         </w:tc>
@@ -2076,7 +2076,7 @@
           </w:tcPr>
           <w:p>
             <w:r>
-              <w:t>2,502</w:t>
+              <w:t>2,519</w:t>
             </w:r>
           </w:p>
         </w:tc>
@@ -2086,7 +2086,7 @@
           </w:tcPr>
           <w:p>
             <w:r>
-              <w:t>5.4</w:t>
+              <w:t>5.3</w:t>
             </w:r>
           </w:p>
         </w:tc>
@@ -2118,7 +2118,7 @@
           </w:tcPr>
           <w:p>
             <w:r>
-              <w:t>0,081</w:t>
+              <w:t>0,078</w:t>
             </w:r>
           </w:p>
         </w:tc>
@@ -2128,7 +2128,7 @@
           </w:tcPr>
           <w:p>
             <w:r>
-              <w:t>1,298</w:t>
+              <w:t>1,277</w:t>
             </w:r>
           </w:p>
         </w:tc>
@@ -2138,7 +2138,7 @@
           </w:tcPr>
           <w:p>
             <w:r>
-              <w:t>3,979</w:t>
+              <w:t>3,996</w:t>
             </w:r>
           </w:p>
         </w:tc>
@@ -2148,7 +2148,7 @@
           </w:tcPr>
           <w:p>
             <w:r>
-              <w:t>6.4</w:t>
+              <w:t>6.3</w:t>
             </w:r>
           </w:p>
         </w:tc>
@@ -2180,7 +2180,7 @@
           </w:tcPr>
           <w:p>
             <w:r>
-              <w:t>0,326</w:t>
+              <w:t>0,358</w:t>
             </w:r>
           </w:p>
         </w:tc>
@@ -2190,7 +2190,7 @@
           </w:tcPr>
           <w:p>
             <w:r>
-              <w:t>2,215</w:t>
+              <w:t>2,206</w:t>
             </w:r>
           </w:p>
         </w:tc>
@@ -2200,7 +2200,7 @@
           </w:tcPr>
           <w:p>
             <w:r>
-              <w:t>4,417</w:t>
+              <w:t>4,421</w:t>
             </w:r>
           </w:p>
         </w:tc>
@@ -2242,7 +2242,7 @@
           </w:tcPr>
           <w:p>
             <w:r>
-              <w:t>0,691</w:t>
+              <w:t>0,698</w:t>
             </w:r>
           </w:p>
         </w:tc>
@@ -2252,7 +2252,7 @@
           </w:tcPr>
           <w:p>
             <w:r>
-              <w:t>2,944</w:t>
+              <w:t>2,888</w:t>
             </w:r>
           </w:p>
         </w:tc>
@@ -2262,7 +2262,7 @@
           </w:tcPr>
           <w:p>
             <w:r>
-              <w:t>4,821</w:t>
+              <w:t>4,805</w:t>
             </w:r>
           </w:p>
         </w:tc>
@@ -2272,7 +2272,7 @@
           </w:tcPr>
           <w:p>
             <w:r>
-              <w:t>8.6 ❄</w:t>
+              <w:t>8.5 ❄</w:t>
             </w:r>
           </w:p>
         </w:tc>
@@ -2304,7 +2304,7 @@
           </w:tcPr>
           <w:p>
             <w:r>
-              <w:t>1,497</w:t>
+              <w:t>1,477</w:t>
             </w:r>
           </w:p>
         </w:tc>
@@ -2314,7 +2314,7 @@
           </w:tcPr>
           <w:p>
             <w:r>
-              <w:t>3,393</w:t>
+              <w:t>3,380</w:t>
             </w:r>
           </w:p>
         </w:tc>
@@ -2324,7 +2324,7 @@
           </w:tcPr>
           <w:p>
             <w:r>
-              <w:t>4,865</w:t>
+              <w:t>4,886</w:t>
             </w:r>
           </w:p>
         </w:tc>
@@ -2366,7 +2366,7 @@
           </w:tcPr>
           <w:p>
             <w:r>
-              <w:t>1,685</w:t>
+              <w:t>1,650</w:t>
             </w:r>
           </w:p>
         </w:tc>
@@ -2376,7 +2376,7 @@
           </w:tcPr>
           <w:p>
             <w:r>
-              <w:t>3,497</w:t>
+              <w:t>3,473</w:t>
             </w:r>
           </w:p>
         </w:tc>
@@ -2386,7 +2386,7 @@
           </w:tcPr>
           <w:p>
             <w:r>
-              <w:t>4,890</w:t>
+              <w:t>4,882</w:t>
             </w:r>
           </w:p>
         </w:tc>
@@ -2396,7 +2396,7 @@
           </w:tcPr>
           <w:p>
             <w:r>
-              <w:t>9.2 ❄</w:t>
+              <w:t>9.1 ❄</w:t>
             </w:r>
           </w:p>
         </w:tc>
@@ -2431,7 +2431,7 @@
         <w:pStyle w:val="ListBullet"/>
       </w:pPr>
       <w:r>
-        <w:t>резкий спад на 2.70 МВт за 3 ч к 05:00</w:t>
+        <w:t>резкий спад на 2.73 МВт за 3 ч к 05:00</w:t>
       </w:r>
     </w:p>
     <w:p>
@@ -2576,7 +2576,7 @@
           </w:tcPr>
           <w:p>
             <w:r>
-              <w:t>0,512</w:t>
+              <w:t>0,518</w:t>
             </w:r>
           </w:p>
         </w:tc>
@@ -2586,7 +2586,7 @@
           </w:tcPr>
           <w:p>
             <w:r>
-              <w:t>4,855 → 4,343</w:t>
+              <w:t>4,856 → 4,338</w:t>
             </w:r>
           </w:p>
         </w:tc>
@@ -2638,7 +2638,7 @@
           </w:tcPr>
           <w:p>
             <w:r>
-              <w:t>1,050</w:t>
+              <w:t>1,009</w:t>
             </w:r>
           </w:p>
         </w:tc>
@@ -2648,7 +2648,7 @@
           </w:tcPr>
           <w:p>
             <w:r>
-              <w:t>3,340 → 2,290</w:t>
+              <w:t>3,302 → 2,293</w:t>
             </w:r>
           </w:p>
         </w:tc>
@@ -2700,7 +2700,7 @@
           </w:tcPr>
           <w:p>
             <w:r>
-              <w:t>1,264</w:t>
+              <w:t>1,262</w:t>
             </w:r>
           </w:p>
         </w:tc>
@@ -2710,7 +2710,7 @@
           </w:tcPr>
           <w:p>
             <w:r>
-              <w:t>2,399 → 1,135</w:t>
+              <w:t>2,399 → 1,137</w:t>
             </w:r>
           </w:p>
         </w:tc>
@@ -2762,7 +2762,7 @@
           </w:tcPr>
           <w:p>
             <w:r>
-              <w:t>1,101</w:t>
+              <w:t>1,085</w:t>
             </w:r>
           </w:p>
         </w:tc>
@@ -2772,7 +2772,7 @@
           </w:tcPr>
           <w:p>
             <w:r>
-              <w:t>1,419 → 0,318</w:t>
+              <w:t>1,404 → 0,319</w:t>
             </w:r>
           </w:p>
         </w:tc>
@@ -2824,7 +2824,7 @@
           </w:tcPr>
           <w:p>
             <w:r>
-              <w:t>0,544</w:t>
+              <w:t>0,560</w:t>
             </w:r>
           </w:p>
         </w:tc>
@@ -2834,7 +2834,7 @@
           </w:tcPr>
           <w:p>
             <w:r>
-              <w:t>0,715 → 0,171</w:t>
+              <w:t>0,725 → 0,165</w:t>
             </w:r>
           </w:p>
         </w:tc>
@@ -2886,7 +2886,7 @@
           </w:tcPr>
           <w:p>
             <w:r>
-              <w:t>0,569</w:t>
+              <w:t>0,591</w:t>
             </w:r>
           </w:p>
         </w:tc>
@@ -2896,7 +2896,7 @@
           </w:tcPr>
           <w:p>
             <w:r>
-              <w:t>0,323 → 0,892</w:t>
+              <w:t>0,300 → 0,891</w:t>
             </w:r>
           </w:p>
         </w:tc>
@@ -2948,7 +2948,7 @@
           </w:tcPr>
           <w:p>
             <w:r>
-              <w:t>1,264</w:t>
+              <w:t>1,284</w:t>
             </w:r>
           </w:p>
         </w:tc>
@@ -2958,7 +2958,7 @@
           </w:tcPr>
           <w:p>
             <w:r>
-              <w:t>0,516 → 1,780</w:t>
+              <w:t>0,515 → 1,799</w:t>
             </w:r>
           </w:p>
         </w:tc>
@@ -3010,7 +3010,7 @@
           </w:tcPr>
           <w:p>
             <w:r>
-              <w:t>1,048</w:t>
+              <w:t>1,081</w:t>
             </w:r>
           </w:p>
         </w:tc>
@@ -3020,7 +3020,7 @@
           </w:tcPr>
           <w:p>
             <w:r>
-              <w:t>0,716 → 1,764</w:t>
+              <w:t>0,715 → 1,796</w:t>
             </w:r>
           </w:p>
         </w:tc>
@@ -3072,7 +3072,7 @@
           </w:tcPr>
           <w:p>
             <w:r>
-              <w:t>0,646</w:t>
+              <w:t>0,654</w:t>
             </w:r>
           </w:p>
         </w:tc>
@@ -3082,7 +3082,7 @@
           </w:tcPr>
           <w:p>
             <w:r>
-              <w:t>1,001 → 1,647</w:t>
+              <w:t>0,996 → 1,650</w:t>
             </w:r>
           </w:p>
         </w:tc>
@@ -3134,7 +3134,7 @@
           </w:tcPr>
           <w:p>
             <w:r>
-              <w:t>0,560</w:t>
+              <w:t>0,553</w:t>
             </w:r>
           </w:p>
         </w:tc>
@@ -3144,7 +3144,7 @@
           </w:tcPr>
           <w:p>
             <w:r>
-              <w:t>2,215 → 2,775</w:t>
+              <w:t>2,206 → 2,759</w:t>
             </w:r>
           </w:p>
         </w:tc>
@@ -3196,7 +3196,7 @@
           </w:tcPr>
           <w:p>
             <w:r>
-              <w:t>0,877</w:t>
+              <w:t>0,927</w:t>
             </w:r>
           </w:p>
         </w:tc>
@@ -3206,7 +3206,7 @@
           </w:tcPr>
           <w:p>
             <w:r>
-              <w:t>2,944 → 3,821</w:t>
+              <w:t>2,888 → 3,815</w:t>
             </w:r>
           </w:p>
         </w:tc>
@@ -3258,7 +3258,7 @@
           </w:tcPr>
           <w:p>
             <w:r>
-              <w:t>1,055</w:t>
+              <w:t>1,118</w:t>
             </w:r>
           </w:p>
         </w:tc>
@@ -3268,7 +3268,7 @@
           </w:tcPr>
           <w:p>
             <w:r>
-              <w:t>3,393 → 4,448</w:t>
+              <w:t>3,380 → 4,498</w:t>
             </w:r>
           </w:p>
         </w:tc>
@@ -3320,7 +3320,7 @@
           </w:tcPr>
           <w:p>
             <w:r>
-              <w:t>1,372</w:t>
+              <w:t>1,396</w:t>
             </w:r>
           </w:p>
         </w:tc>
@@ -3330,7 +3330,7 @@
           </w:tcPr>
           <w:p>
             <w:r>
-              <w:t>3,497 → 4,869</w:t>
+              <w:t>3,473 → 4,869</w:t>
             </w:r>
           </w:p>
         </w:tc>

--- a/artifacts/bids/2026-02-07/zayavka_2026-02-07.docx
+++ b/artifacts/bids/2026-02-07/zayavka_2026-02-07.docx
@@ -254,7 +254,7 @@
               <w:jc w:val="right"/>
             </w:pPr>
             <w:r>
-              <w:t>4,856</w:t>
+              <w:t>4,867</w:t>
             </w:r>
           </w:p>
         </w:tc>
@@ -277,7 +277,7 @@
               <w:jc w:val="right"/>
             </w:pPr>
             <w:r>
-              <w:t>0,715</w:t>
+              <w:t>0,731</w:t>
             </w:r>
           </w:p>
         </w:tc>
@@ -302,7 +302,7 @@
               <w:jc w:val="right"/>
             </w:pPr>
             <w:r>
-              <w:t>4,624</w:t>
+              <w:t>4,603</w:t>
             </w:r>
           </w:p>
         </w:tc>
@@ -325,7 +325,7 @@
               <w:jc w:val="right"/>
             </w:pPr>
             <w:r>
-              <w:t>0,996</w:t>
+              <w:t>1,071</w:t>
             </w:r>
           </w:p>
         </w:tc>
@@ -350,7 +350,7 @@
               <w:jc w:val="right"/>
             </w:pPr>
             <w:r>
-              <w:t>4,128</w:t>
+              <w:t>4,091</w:t>
             </w:r>
           </w:p>
         </w:tc>
@@ -373,7 +373,7 @@
               <w:jc w:val="right"/>
             </w:pPr>
             <w:r>
-              <w:t>0,744</w:t>
+              <w:t>0,754</w:t>
             </w:r>
           </w:p>
         </w:tc>
@@ -398,7 +398,7 @@
               <w:jc w:val="right"/>
             </w:pPr>
             <w:r>
-              <w:t>3,302</w:t>
+              <w:t>3,255</w:t>
             </w:r>
           </w:p>
         </w:tc>
@@ -421,7 +421,7 @@
               <w:jc w:val="right"/>
             </w:pPr>
             <w:r>
-              <w:t>0,700</w:t>
+              <w:t>0,730</w:t>
             </w:r>
           </w:p>
         </w:tc>
@@ -446,7 +446,7 @@
               <w:jc w:val="right"/>
             </w:pPr>
             <w:r>
-              <w:t>2,399</w:t>
+              <w:t>2,429</w:t>
             </w:r>
           </w:p>
         </w:tc>
@@ -469,7 +469,7 @@
               <w:jc w:val="right"/>
             </w:pPr>
             <w:r>
-              <w:t>0,348</w:t>
+              <w:t>0,340</w:t>
             </w:r>
           </w:p>
         </w:tc>
@@ -494,7 +494,7 @@
               <w:jc w:val="right"/>
             </w:pPr>
             <w:r>
-              <w:t>1,404</w:t>
+              <w:t>1,457</w:t>
             </w:r>
           </w:p>
         </w:tc>
@@ -517,7 +517,7 @@
               <w:jc w:val="right"/>
             </w:pPr>
             <w:r>
-              <w:t>0,369</w:t>
+              <w:t>0,401</w:t>
             </w:r>
           </w:p>
         </w:tc>
@@ -542,7 +542,7 @@
               <w:jc w:val="right"/>
             </w:pPr>
             <w:r>
-              <w:t>0,725</w:t>
+              <w:t>0,699</w:t>
             </w:r>
           </w:p>
         </w:tc>
@@ -565,7 +565,7 @@
               <w:jc w:val="right"/>
             </w:pPr>
             <w:r>
-              <w:t>0,659</w:t>
+              <w:t>0,657</w:t>
             </w:r>
           </w:p>
         </w:tc>
@@ -590,7 +590,7 @@
               <w:jc w:val="right"/>
             </w:pPr>
             <w:r>
-              <w:t>0,215</w:t>
+              <w:t>0,249</w:t>
             </w:r>
           </w:p>
         </w:tc>
@@ -613,7 +613,7 @@
               <w:jc w:val="right"/>
             </w:pPr>
             <w:r>
-              <w:t>1,277</w:t>
+              <w:t>1,310</w:t>
             </w:r>
           </w:p>
         </w:tc>
@@ -638,7 +638,7 @@
               <w:jc w:val="right"/>
             </w:pPr>
             <w:r>
-              <w:t>0,091</w:t>
+              <w:t>0,098</w:t>
             </w:r>
           </w:p>
         </w:tc>
@@ -661,7 +661,7 @@
               <w:jc w:val="right"/>
             </w:pPr>
             <w:r>
-              <w:t>2,206</w:t>
+              <w:t>2,213</w:t>
             </w:r>
           </w:p>
         </w:tc>
@@ -686,7 +686,7 @@
               <w:jc w:val="right"/>
             </w:pPr>
             <w:r>
-              <w:t>0,136</w:t>
+              <w:t>0,151</w:t>
             </w:r>
           </w:p>
         </w:tc>
@@ -709,7 +709,7 @@
               <w:jc w:val="right"/>
             </w:pPr>
             <w:r>
-              <w:t>2,888</w:t>
+              <w:t>2,923</w:t>
             </w:r>
           </w:p>
         </w:tc>
@@ -734,7 +734,7 @@
               <w:jc w:val="right"/>
             </w:pPr>
             <w:r>
-              <w:t>0,300</w:t>
+              <w:t>0,288</w:t>
             </w:r>
           </w:p>
         </w:tc>
@@ -757,7 +757,7 @@
               <w:jc w:val="right"/>
             </w:pPr>
             <w:r>
-              <w:t>3,380</w:t>
+              <w:t>3,443</w:t>
             </w:r>
           </w:p>
         </w:tc>
@@ -782,7 +782,7 @@
               <w:jc w:val="right"/>
             </w:pPr>
             <w:r>
-              <w:t>0,515</w:t>
+              <w:t>0,488</w:t>
             </w:r>
           </w:p>
         </w:tc>
@@ -805,7 +805,7 @@
               <w:jc w:val="right"/>
             </w:pPr>
             <w:r>
-              <w:t>3,473</w:t>
+              <w:t>3,580</w:t>
             </w:r>
           </w:p>
         </w:tc>
@@ -821,7 +821,7 @@
         <w:rPr>
           <w:b/>
         </w:rPr>
-        <w:t>Итого за сутки: 40,450 МВт·ч.</w:t>
+        <w:t>Итого за сутки: 40,828 МВт·ч.</w:t>
       </w:r>
     </w:p>
     <w:p>
@@ -834,7 +834,7 @@
     </w:p>
     <w:p>
       <w:r>
-        <w:t>Прогноз ff34c9cc2324, сформирован 06.02.2026 05:00 (Астана); модель windcast-0.1.0-cascade+direct; погода: Open-Meteo Previous Runs: ECMWF IFS, ECMWF AIFS, ICON, GFS, UKMO, GEM, CMA, выпуск 2026-02-05 18:00:00 UTC.</w:t>
+        <w:t>Прогноз a55e17aa1363, сформирован 06.02.2026 05:00 (Астана); модель windcast-0.1.0-cascade+cqr; погода: Open-Meteo Previous Runs: ECMWF IFS, ECMWF AIFS, ICON, GFS, UKMO, GEM, CMA, выпуск 2026-02-05 18:00:00 UTC.</w:t>
       </w:r>
     </w:p>
     <w:tbl>
@@ -940,7 +940,7 @@
           </w:tcPr>
           <w:p>
             <w:r>
-              <w:t>4,175</w:t>
+              <w:t>4,202</w:t>
             </w:r>
           </w:p>
         </w:tc>
@@ -950,7 +950,7 @@
           </w:tcPr>
           <w:p>
             <w:r>
-              <w:t>4,856</w:t>
+              <w:t>4,867</w:t>
             </w:r>
           </w:p>
         </w:tc>
@@ -1002,7 +1002,7 @@
           </w:tcPr>
           <w:p>
             <w:r>
-              <w:t>3,324</w:t>
+              <w:t>3,296</w:t>
             </w:r>
           </w:p>
         </w:tc>
@@ -1012,7 +1012,7 @@
           </w:tcPr>
           <w:p>
             <w:r>
-              <w:t>4,624</w:t>
+              <w:t>4,603</w:t>
             </w:r>
           </w:p>
         </w:tc>
@@ -1022,7 +1022,7 @@
           </w:tcPr>
           <w:p>
             <w:r>
-              <w:t>4,984</w:t>
+              <w:t>4,986</w:t>
             </w:r>
           </w:p>
         </w:tc>
@@ -1064,7 +1064,7 @@
           </w:tcPr>
           <w:p>
             <w:r>
-              <w:t>2,777</w:t>
+              <w:t>2,940</w:t>
             </w:r>
           </w:p>
         </w:tc>
@@ -1074,7 +1074,7 @@
           </w:tcPr>
           <w:p>
             <w:r>
-              <w:t>4,128</w:t>
+              <w:t>4,091</w:t>
             </w:r>
           </w:p>
         </w:tc>
@@ -1084,7 +1084,7 @@
           </w:tcPr>
           <w:p>
             <w:r>
-              <w:t>4,913</w:t>
+              <w:t>4,904</w:t>
             </w:r>
           </w:p>
         </w:tc>
@@ -1126,7 +1126,7 @@
           </w:tcPr>
           <w:p>
             <w:r>
-              <w:t>1,952</w:t>
+              <w:t>2,103</w:t>
             </w:r>
           </w:p>
         </w:tc>
@@ -1136,7 +1136,7 @@
           </w:tcPr>
           <w:p>
             <w:r>
-              <w:t>3,302</w:t>
+              <w:t>3,255</w:t>
             </w:r>
           </w:p>
         </w:tc>
@@ -1146,7 +1146,7 @@
           </w:tcPr>
           <w:p>
             <w:r>
-              <w:t>4,603</w:t>
+              <w:t>4,612</w:t>
             </w:r>
           </w:p>
         </w:tc>
@@ -1188,7 +1188,7 @@
           </w:tcPr>
           <w:p>
             <w:r>
-              <w:t>0,569</w:t>
+              <w:t>0,461</w:t>
             </w:r>
           </w:p>
         </w:tc>
@@ -1198,7 +1198,7 @@
           </w:tcPr>
           <w:p>
             <w:r>
-              <w:t>2,399</w:t>
+              <w:t>2,429</w:t>
             </w:r>
           </w:p>
         </w:tc>
@@ -1208,7 +1208,7 @@
           </w:tcPr>
           <w:p>
             <w:r>
-              <w:t>4,136</w:t>
+              <w:t>4,167</w:t>
             </w:r>
           </w:p>
         </w:tc>
@@ -1250,7 +1250,7 @@
           </w:tcPr>
           <w:p>
             <w:r>
-              <w:t>0,189</w:t>
+              <w:t>0,118</w:t>
             </w:r>
           </w:p>
         </w:tc>
@@ -1260,7 +1260,7 @@
           </w:tcPr>
           <w:p>
             <w:r>
-              <w:t>1,404</w:t>
+              <w:t>1,457</w:t>
             </w:r>
           </w:p>
         </w:tc>
@@ -1270,7 +1270,7 @@
           </w:tcPr>
           <w:p>
             <w:r>
-              <w:t>3,784</w:t>
+              <w:t>3,861</w:t>
             </w:r>
           </w:p>
         </w:tc>
@@ -1312,7 +1312,7 @@
           </w:tcPr>
           <w:p>
             <w:r>
-              <w:t>0,067</w:t>
+              <w:t>0,059</w:t>
             </w:r>
           </w:p>
         </w:tc>
@@ -1322,7 +1322,7 @@
           </w:tcPr>
           <w:p>
             <w:r>
-              <w:t>0,725</w:t>
+              <w:t>0,699</w:t>
             </w:r>
           </w:p>
         </w:tc>
@@ -1332,7 +1332,7 @@
           </w:tcPr>
           <w:p>
             <w:r>
-              <w:t>2,129</w:t>
+              <w:t>2,079</w:t>
             </w:r>
           </w:p>
         </w:tc>
@@ -1374,7 +1374,7 @@
           </w:tcPr>
           <w:p>
             <w:r>
-              <w:t>0,022</w:t>
+              <w:t>0,065</w:t>
             </w:r>
           </w:p>
         </w:tc>
@@ -1384,7 +1384,7 @@
           </w:tcPr>
           <w:p>
             <w:r>
-              <w:t>0,215</w:t>
+              <w:t>0,249</w:t>
             </w:r>
           </w:p>
         </w:tc>
@@ -1394,7 +1394,7 @@
           </w:tcPr>
           <w:p>
             <w:r>
-              <w:t>1,135</w:t>
+              <w:t>1,099</w:t>
             </w:r>
           </w:p>
         </w:tc>
@@ -1436,7 +1436,7 @@
           </w:tcPr>
           <w:p>
             <w:r>
-              <w:t>0,000</w:t>
+              <w:t>0,010</w:t>
             </w:r>
           </w:p>
         </w:tc>
@@ -1446,7 +1446,7 @@
           </w:tcPr>
           <w:p>
             <w:r>
-              <w:t>0,091</w:t>
+              <w:t>0,098</w:t>
             </w:r>
           </w:p>
         </w:tc>
@@ -1456,7 +1456,7 @@
           </w:tcPr>
           <w:p>
             <w:r>
-              <w:t>0,665</w:t>
+              <w:t>0,646</w:t>
             </w:r>
           </w:p>
         </w:tc>
@@ -1498,7 +1498,7 @@
           </w:tcPr>
           <w:p>
             <w:r>
-              <w:t>0,010</w:t>
+              <w:t>0,030</w:t>
             </w:r>
           </w:p>
         </w:tc>
@@ -1508,7 +1508,7 @@
           </w:tcPr>
           <w:p>
             <w:r>
-              <w:t>0,136</w:t>
+              <w:t>0,151</w:t>
             </w:r>
           </w:p>
         </w:tc>
@@ -1518,7 +1518,7 @@
           </w:tcPr>
           <w:p>
             <w:r>
-              <w:t>0,824</w:t>
+              <w:t>0,765</w:t>
             </w:r>
           </w:p>
         </w:tc>
@@ -1570,7 +1570,7 @@
           </w:tcPr>
           <w:p>
             <w:r>
-              <w:t>0,300</w:t>
+              <w:t>0,288</w:t>
             </w:r>
           </w:p>
         </w:tc>
@@ -1580,7 +1580,7 @@
           </w:tcPr>
           <w:p>
             <w:r>
-              <w:t>1,659</w:t>
+              <w:t>1,446</w:t>
             </w:r>
           </w:p>
         </w:tc>
@@ -1622,7 +1622,7 @@
           </w:tcPr>
           <w:p>
             <w:r>
-              <w:t>0,011</w:t>
+              <w:t>0,000</w:t>
             </w:r>
           </w:p>
         </w:tc>
@@ -1632,7 +1632,7 @@
           </w:tcPr>
           <w:p>
             <w:r>
-              <w:t>0,515</w:t>
+              <w:t>0,488</w:t>
             </w:r>
           </w:p>
         </w:tc>
@@ -1642,7 +1642,7 @@
           </w:tcPr>
           <w:p>
             <w:r>
-              <w:t>2,922</w:t>
+              <w:t>2,990</w:t>
             </w:r>
           </w:p>
         </w:tc>
@@ -1684,7 +1684,7 @@
           </w:tcPr>
           <w:p>
             <w:r>
-              <w:t>0,074</w:t>
+              <w:t>0,049</w:t>
             </w:r>
           </w:p>
         </w:tc>
@@ -1694,7 +1694,7 @@
           </w:tcPr>
           <w:p>
             <w:r>
-              <w:t>0,715</w:t>
+              <w:t>0,731</w:t>
             </w:r>
           </w:p>
         </w:tc>
@@ -1704,7 +1704,7 @@
           </w:tcPr>
           <w:p>
             <w:r>
-              <w:t>2,975</w:t>
+              <w:t>3,105</w:t>
             </w:r>
           </w:p>
         </w:tc>
@@ -1746,7 +1746,7 @@
           </w:tcPr>
           <w:p>
             <w:r>
-              <w:t>0,078</w:t>
+              <w:t>0,044</w:t>
             </w:r>
           </w:p>
         </w:tc>
@@ -1756,7 +1756,7 @@
           </w:tcPr>
           <w:p>
             <w:r>
-              <w:t>0,996</w:t>
+              <w:t>1,071</w:t>
             </w:r>
           </w:p>
         </w:tc>
@@ -1766,7 +1766,7 @@
           </w:tcPr>
           <w:p>
             <w:r>
-              <w:t>2,715</w:t>
+              <w:t>2,789</w:t>
             </w:r>
           </w:p>
         </w:tc>
@@ -1808,7 +1808,7 @@
           </w:tcPr>
           <w:p>
             <w:r>
-              <w:t>0,021</w:t>
+              <w:t>0,022</w:t>
             </w:r>
           </w:p>
         </w:tc>
@@ -1818,7 +1818,7 @@
           </w:tcPr>
           <w:p>
             <w:r>
-              <w:t>0,744</w:t>
+              <w:t>0,754</w:t>
             </w:r>
           </w:p>
         </w:tc>
@@ -1828,7 +1828,7 @@
           </w:tcPr>
           <w:p>
             <w:r>
-              <w:t>2,157</w:t>
+              <w:t>2,178</w:t>
             </w:r>
           </w:p>
         </w:tc>
@@ -1870,7 +1870,7 @@
           </w:tcPr>
           <w:p>
             <w:r>
-              <w:t>0,041</w:t>
+              <w:t>0,054</w:t>
             </w:r>
           </w:p>
         </w:tc>
@@ -1880,7 +1880,7 @@
           </w:tcPr>
           <w:p>
             <w:r>
-              <w:t>0,700</w:t>
+              <w:t>0,730</w:t>
             </w:r>
           </w:p>
         </w:tc>
@@ -1890,7 +1890,7 @@
           </w:tcPr>
           <w:p>
             <w:r>
-              <w:t>2,126</w:t>
+              <w:t>2,207</w:t>
             </w:r>
           </w:p>
         </w:tc>
@@ -1932,7 +1932,7 @@
           </w:tcPr>
           <w:p>
             <w:r>
-              <w:t>0,015</w:t>
+              <w:t>0,021</w:t>
             </w:r>
           </w:p>
         </w:tc>
@@ -1942,7 +1942,7 @@
           </w:tcPr>
           <w:p>
             <w:r>
-              <w:t>0,348</w:t>
+              <w:t>0,340</w:t>
             </w:r>
           </w:p>
         </w:tc>
@@ -1952,7 +1952,7 @@
           </w:tcPr>
           <w:p>
             <w:r>
-              <w:t>1,603</w:t>
+              <w:t>1,649</w:t>
             </w:r>
           </w:p>
         </w:tc>
@@ -2004,7 +2004,7 @@
           </w:tcPr>
           <w:p>
             <w:r>
-              <w:t>0,369</w:t>
+              <w:t>0,401</w:t>
             </w:r>
           </w:p>
         </w:tc>
@@ -2014,7 +2014,7 @@
           </w:tcPr>
           <w:p>
             <w:r>
-              <w:t>2,011</w:t>
+              <w:t>2,050</w:t>
             </w:r>
           </w:p>
         </w:tc>
@@ -2056,7 +2056,7 @@
           </w:tcPr>
           <w:p>
             <w:r>
-              <w:t>0,021</w:t>
+              <w:t>0,014</w:t>
             </w:r>
           </w:p>
         </w:tc>
@@ -2066,7 +2066,7 @@
           </w:tcPr>
           <w:p>
             <w:r>
-              <w:t>0,659</w:t>
+              <w:t>0,657</w:t>
             </w:r>
           </w:p>
         </w:tc>
@@ -2076,7 +2076,7 @@
           </w:tcPr>
           <w:p>
             <w:r>
-              <w:t>2,519</w:t>
+              <w:t>2,548</w:t>
             </w:r>
           </w:p>
         </w:tc>
@@ -2118,7 +2118,7 @@
           </w:tcPr>
           <w:p>
             <w:r>
-              <w:t>0,078</w:t>
+              <w:t>0,021</w:t>
             </w:r>
           </w:p>
         </w:tc>
@@ -2128,7 +2128,7 @@
           </w:tcPr>
           <w:p>
             <w:r>
-              <w:t>1,277</w:t>
+              <w:t>1,310</w:t>
             </w:r>
           </w:p>
         </w:tc>
@@ -2138,7 +2138,7 @@
           </w:tcPr>
           <w:p>
             <w:r>
-              <w:t>3,996</w:t>
+              <w:t>4,067</w:t>
             </w:r>
           </w:p>
         </w:tc>
@@ -2180,7 +2180,7 @@
           </w:tcPr>
           <w:p>
             <w:r>
-              <w:t>0,358</w:t>
+              <w:t>0,216</w:t>
             </w:r>
           </w:p>
         </w:tc>
@@ -2190,7 +2190,7 @@
           </w:tcPr>
           <w:p>
             <w:r>
-              <w:t>2,206</w:t>
+              <w:t>2,213</w:t>
             </w:r>
           </w:p>
         </w:tc>
@@ -2200,7 +2200,7 @@
           </w:tcPr>
           <w:p>
             <w:r>
-              <w:t>4,421</w:t>
+              <w:t>4,567</w:t>
             </w:r>
           </w:p>
         </w:tc>
@@ -2242,7 +2242,7 @@
           </w:tcPr>
           <w:p>
             <w:r>
-              <w:t>0,698</w:t>
+              <w:t>0,577</w:t>
             </w:r>
           </w:p>
         </w:tc>
@@ -2252,7 +2252,7 @@
           </w:tcPr>
           <w:p>
             <w:r>
-              <w:t>2,888</w:t>
+              <w:t>2,923</w:t>
             </w:r>
           </w:p>
         </w:tc>
@@ -2262,7 +2262,7 @@
           </w:tcPr>
           <w:p>
             <w:r>
-              <w:t>4,805</w:t>
+              <w:t>4,920</w:t>
             </w:r>
           </w:p>
         </w:tc>
@@ -2304,7 +2304,7 @@
           </w:tcPr>
           <w:p>
             <w:r>
-              <w:t>1,477</w:t>
+              <w:t>1,554</w:t>
             </w:r>
           </w:p>
         </w:tc>
@@ -2314,7 +2314,7 @@
           </w:tcPr>
           <w:p>
             <w:r>
-              <w:t>3,380</w:t>
+              <w:t>3,443</w:t>
             </w:r>
           </w:p>
         </w:tc>
@@ -2324,7 +2324,7 @@
           </w:tcPr>
           <w:p>
             <w:r>
-              <w:t>4,886</w:t>
+              <w:t>4,989</w:t>
             </w:r>
           </w:p>
         </w:tc>
@@ -2366,7 +2366,7 @@
           </w:tcPr>
           <w:p>
             <w:r>
-              <w:t>1,650</w:t>
+              <w:t>1,746</w:t>
             </w:r>
           </w:p>
         </w:tc>
@@ -2376,7 +2376,7 @@
           </w:tcPr>
           <w:p>
             <w:r>
-              <w:t>3,473</w:t>
+              <w:t>3,580</w:t>
             </w:r>
           </w:p>
         </w:tc>
@@ -2386,7 +2386,7 @@
           </w:tcPr>
           <w:p>
             <w:r>
-              <w:t>4,882</w:t>
+              <w:t>4,925</w:t>
             </w:r>
           </w:p>
         </w:tc>
@@ -2431,7 +2431,7 @@
         <w:pStyle w:val="ListBullet"/>
       </w:pPr>
       <w:r>
-        <w:t>резкий спад на 2.73 МВт за 3 ч к 05:00</w:t>
+        <w:t>резкий спад на 2.64 МВт за 3 ч к 05:00</w:t>
       </w:r>
     </w:p>
     <w:p>
@@ -2439,7 +2439,7 @@
         <w:pStyle w:val="ListBullet"/>
       </w:pPr>
       <w:r>
-        <w:t>резкий рост на 2.23 МВт за 3 ч к 21:00</w:t>
+        <w:t>резкий рост на 2.27 МВт за 3 ч к 21:00</w:t>
       </w:r>
     </w:p>
     <w:p>
@@ -2576,7 +2576,7 @@
           </w:tcPr>
           <w:p>
             <w:r>
-              <w:t>0,518</w:t>
+              <w:t>0,529</w:t>
             </w:r>
           </w:p>
         </w:tc>
@@ -2586,7 +2586,7 @@
           </w:tcPr>
           <w:p>
             <w:r>
-              <w:t>4,856 → 4,338</w:t>
+              <w:t>4,867 → 4,338</w:t>
             </w:r>
           </w:p>
         </w:tc>
@@ -2638,7 +2638,7 @@
           </w:tcPr>
           <w:p>
             <w:r>
-              <w:t>1,009</w:t>
+              <w:t>0,955</w:t>
             </w:r>
           </w:p>
         </w:tc>
@@ -2648,7 +2648,7 @@
           </w:tcPr>
           <w:p>
             <w:r>
-              <w:t>3,302 → 2,293</w:t>
+              <w:t>3,255 → 2,300</w:t>
             </w:r>
           </w:p>
         </w:tc>
@@ -2700,7 +2700,7 @@
           </w:tcPr>
           <w:p>
             <w:r>
-              <w:t>1,262</w:t>
+              <w:t>1,313</w:t>
             </w:r>
           </w:p>
         </w:tc>
@@ -2710,7 +2710,7 @@
           </w:tcPr>
           <w:p>
             <w:r>
-              <w:t>2,399 → 1,137</w:t>
+              <w:t>2,429 → 1,116</w:t>
             </w:r>
           </w:p>
         </w:tc>
@@ -2762,7 +2762,7 @@
           </w:tcPr>
           <w:p>
             <w:r>
-              <w:t>1,085</w:t>
+              <w:t>1,151</w:t>
             </w:r>
           </w:p>
         </w:tc>
@@ -2772,7 +2772,7 @@
           </w:tcPr>
           <w:p>
             <w:r>
-              <w:t>1,404 → 0,319</w:t>
+              <w:t>1,457 → 0,306</w:t>
             </w:r>
           </w:p>
         </w:tc>
@@ -2824,7 +2824,7 @@
           </w:tcPr>
           <w:p>
             <w:r>
-              <w:t>0,560</w:t>
+              <w:t>0,539</w:t>
             </w:r>
           </w:p>
         </w:tc>
@@ -2834,7 +2834,7 @@
           </w:tcPr>
           <w:p>
             <w:r>
-              <w:t>0,725 → 0,165</w:t>
+              <w:t>0,699 → 0,160</w:t>
             </w:r>
           </w:p>
         </w:tc>
@@ -2886,7 +2886,7 @@
           </w:tcPr>
           <w:p>
             <w:r>
-              <w:t>0,591</w:t>
+              <w:t>0,568</w:t>
             </w:r>
           </w:p>
         </w:tc>
@@ -2896,7 +2896,7 @@
           </w:tcPr>
           <w:p>
             <w:r>
-              <w:t>0,300 → 0,891</w:t>
+              <w:t>0,288 → 0,856</w:t>
             </w:r>
           </w:p>
         </w:tc>
@@ -2948,7 +2948,7 @@
           </w:tcPr>
           <w:p>
             <w:r>
-              <w:t>1,284</w:t>
+              <w:t>1,324</w:t>
             </w:r>
           </w:p>
         </w:tc>
@@ -2958,7 +2958,7 @@
           </w:tcPr>
           <w:p>
             <w:r>
-              <w:t>0,515 → 1,799</w:t>
+              <w:t>0,488 → 1,812</w:t>
             </w:r>
           </w:p>
         </w:tc>
@@ -3010,7 +3010,7 @@
           </w:tcPr>
           <w:p>
             <w:r>
-              <w:t>1,081</w:t>
+              <w:t>1,106</w:t>
             </w:r>
           </w:p>
         </w:tc>
@@ -3020,7 +3020,7 @@
           </w:tcPr>
           <w:p>
             <w:r>
-              <w:t>0,715 → 1,796</w:t>
+              <w:t>0,731 → 1,837</w:t>
             </w:r>
           </w:p>
         </w:tc>
@@ -3072,7 +3072,7 @@
           </w:tcPr>
           <w:p>
             <w:r>
-              <w:t>0,654</w:t>
+              <w:t>0,615</w:t>
             </w:r>
           </w:p>
         </w:tc>
@@ -3082,7 +3082,7 @@
           </w:tcPr>
           <w:p>
             <w:r>
-              <w:t>0,996 → 1,650</w:t>
+              <w:t>1,071 → 1,686</w:t>
             </w:r>
           </w:p>
         </w:tc>
@@ -3134,7 +3134,7 @@
           </w:tcPr>
           <w:p>
             <w:r>
-              <w:t>0,553</w:t>
+              <w:t>0,543</w:t>
             </w:r>
           </w:p>
         </w:tc>
@@ -3144,7 +3144,7 @@
           </w:tcPr>
           <w:p>
             <w:r>
-              <w:t>2,206 → 2,759</w:t>
+              <w:t>2,213 → 2,756</w:t>
             </w:r>
           </w:p>
         </w:tc>
@@ -3196,7 +3196,7 @@
           </w:tcPr>
           <w:p>
             <w:r>
-              <w:t>0,927</w:t>
+              <w:t>0,924</w:t>
             </w:r>
           </w:p>
         </w:tc>
@@ -3206,7 +3206,7 @@
           </w:tcPr>
           <w:p>
             <w:r>
-              <w:t>2,888 → 3,815</w:t>
+              <w:t>2,923 → 3,847</w:t>
             </w:r>
           </w:p>
         </w:tc>
@@ -3258,7 +3258,7 @@
           </w:tcPr>
           <w:p>
             <w:r>
-              <w:t>1,118</w:t>
+              <w:t>1,064</w:t>
             </w:r>
           </w:p>
         </w:tc>
@@ -3268,7 +3268,7 @@
           </w:tcPr>
           <w:p>
             <w:r>
-              <w:t>3,380 → 4,498</w:t>
+              <w:t>3,443 → 4,507</w:t>
             </w:r>
           </w:p>
         </w:tc>
@@ -3320,7 +3320,7 @@
           </w:tcPr>
           <w:p>
             <w:r>
-              <w:t>1,396</w:t>
+              <w:t>1,290</w:t>
             </w:r>
           </w:p>
         </w:tc>
@@ -3330,7 +3330,7 @@
           </w:tcPr>
           <w:p>
             <w:r>
-              <w:t>3,473 → 4,869</w:t>
+              <w:t>3,580 → 4,870</w:t>
             </w:r>
           </w:p>
         </w:tc>
